--- a/examples/anomalies/doc/21-classification-hanc_ml_majority.docx
+++ b/examples/anomalies/doc/21-classification-hanc_ml_majority.docx
@@ -123,15 +123,90 @@
       </w:r>
     </w:p>
     <w:bookmarkEnd w:id="22"/>
-    <w:bookmarkStart w:id="35" w:name="walkthrough"/>
+    <w:bookmarkStart w:id="23" w:name="how-to-read-this-walkthrough"/>
     <w:p>
       <w:pPr>
         <w:pStyle w:val="Heading2"/>
       </w:pPr>
       <w:r>
+        <w:t xml:space="preserve">How to read this walkthrough</w:t>
+      </w:r>
+    </w:p>
+    <w:p>
+      <w:pPr>
+        <w:pStyle w:val="FirstParagraph"/>
+      </w:pPr>
+      <w:r>
+        <w:t xml:space="preserve">The code blocks below follow the same learning rhythm used throughout the collection: prepare the environment, choose the dataset, configure the method, run the analysis, and then inspect the result. Readers who are still learning time-series mining can use that order to understand not only</w:t>
+      </w:r>
+      <w:r>
+        <w:t xml:space="preserve"> </w:t>
+      </w:r>
+      <w:r>
+        <w:rPr>
+          <w:i/>
+          <w:iCs/>
+        </w:rPr>
+        <w:t xml:space="preserve">what</w:t>
+      </w:r>
+      <w:r>
+        <w:t xml:space="preserve"> </w:t>
+      </w:r>
+      <w:r>
+        <w:t xml:space="preserve">each command does, but also</w:t>
+      </w:r>
+      <w:r>
+        <w:t xml:space="preserve"> </w:t>
+      </w:r>
+      <w:r>
+        <w:rPr>
+          <w:i/>
+          <w:iCs/>
+        </w:rPr>
+        <w:t xml:space="preserve">why</w:t>
+      </w:r>
+      <w:r>
+        <w:t xml:space="preserve"> </w:t>
+      </w:r>
+      <w:r>
+        <w:t xml:space="preserve">it appears at that stage of the workflow.</w:t>
+      </w:r>
+    </w:p>
+    <w:p>
+      <w:pPr>
+        <w:pStyle w:val="BodyText"/>
+      </w:pPr>
+      <w:r>
+        <w:t xml:space="preserve">As you go through the notebook, read the inline comments inside each chunk as the operational explanation and use the surrounding prose as the conceptual guide.</w:t>
+      </w:r>
+    </w:p>
+    <w:bookmarkEnd w:id="23"/>
+    <w:bookmarkStart w:id="42" w:name="walkthrough"/>
+    <w:p>
+      <w:pPr>
+        <w:pStyle w:val="Heading2"/>
+      </w:pPr>
+      <w:r>
         <w:t xml:space="preserve">Walkthrough</w:t>
       </w:r>
     </w:p>
+    <w:bookmarkStart w:id="24" w:name="prepare-the-example"/>
+    <w:p>
+      <w:pPr>
+        <w:pStyle w:val="Heading3"/>
+      </w:pPr>
+      <w:r>
+        <w:t xml:space="preserve">Prepare the Example</w:t>
+      </w:r>
+    </w:p>
+    <w:p>
+      <w:pPr>
+        <w:pStyle w:val="FirstParagraph"/>
+      </w:pPr>
+      <w:r>
+        <w:t xml:space="preserve">We begin by organizing the environment, loading the packages, and selecting the dataset used in the notebook. This part is intentionally more direct: the goal is to make the starting point explicit before the method-specific reasoning begins.</w:t>
+      </w:r>
+    </w:p>
     <w:p>
       <w:pPr>
         <w:pStyle w:val="SourceCode"/>
@@ -344,6 +419,24 @@
           <w:rStyle w:val="VerbatimChar"/>
         </w:rPr>
         <w:t xml:space="preserve">## 6 0.3153224 FALSE</w:t>
+      </w:r>
+    </w:p>
+    <w:bookmarkEnd w:id="24"/>
+    <w:bookmarkStart w:id="28" w:name="interpret-the-result-visually"/>
+    <w:p>
+      <w:pPr>
+        <w:pStyle w:val="Heading3"/>
+      </w:pPr>
+      <w:r>
+        <w:t xml:space="preserve">Interpret the Result Visually</w:t>
+      </w:r>
+    </w:p>
+    <w:p>
+      <w:pPr>
+        <w:pStyle w:val="FirstParagraph"/>
+      </w:pPr>
+      <w:r>
+        <w:t xml:space="preserve">The final plots are not just illustrations. They help the reader connect the method’s internal output with the original series, making it easier to see why a point, range, motif, or symbolic pattern was emphasized and whether that emphasis is coherent with the stated objective of the example.</w:t>
       </w:r>
     </w:p>
     <w:p>
@@ -405,18 +498,18 @@
           <wp:inline>
             <wp:extent cx="4620126" cy="3696101"/>
             <wp:effectExtent b="0" l="0" r="0" t="0"/>
-            <wp:docPr descr="" title="" id="24" name="Picture"/>
+            <wp:docPr descr="" title="" id="26" name="Picture"/>
             <a:graphic>
               <a:graphicData uri="http://schemas.openxmlformats.org/drawingml/2006/picture">
                 <pic:pic>
                   <pic:nvPicPr>
-                    <pic:cNvPr descr="/home/gpca/harbinger/examples/anomalies/doc/hanc_ml_majority_files/figure-docx/unnamed-chunk-5-1.png" id="25" name="Picture"/>
+                    <pic:cNvPr descr="/home/gpca/harbinger/examples/anomalies/doc/21-classification-hanc_ml_majority_files/figure-docx/unnamed-chunk-5-1.png" id="27" name="Picture"/>
                     <pic:cNvPicPr>
                       <a:picLocks noChangeArrowheads="1" noChangeAspect="1"/>
                     </pic:cNvPicPr>
                   </pic:nvPicPr>
                   <pic:blipFill>
-                    <a:blip r:embed="rId23"/>
+                    <a:blip r:embed="rId25"/>
                     <a:stretch>
                       <a:fillRect/>
                     </a:stretch>
@@ -443,6 +536,24 @@
         </w:drawing>
       </w:r>
     </w:p>
+    <w:bookmarkEnd w:id="28"/>
+    <w:bookmarkStart w:id="29" w:name="configure-the-method"/>
+    <w:p>
+      <w:pPr>
+        <w:pStyle w:val="Heading3"/>
+      </w:pPr>
+      <w:r>
+        <w:t xml:space="preserve">Configure the Method</w:t>
+      </w:r>
+    </w:p>
+    <w:p>
+      <w:pPr>
+        <w:pStyle w:val="FirstParagraph"/>
+      </w:pPr>
+      <w:r>
+        <w:t xml:space="preserve">The next step is to instantiate the method and, when necessary, fit it to the selected series. This is where the notebook makes its analytical choice explicit: the parameters chosen here determine what kind of pattern the detector or transformer will become sensitive to and how the later outputs should be interpreted.</w:t>
+      </w:r>
+    </w:p>
     <w:p>
       <w:pPr>
         <w:pStyle w:val="SourceCode"/>
@@ -1151,6 +1262,24 @@
           <w:rStyle w:val="VerbatimChar"/>
         </w:rPr>
         <w:t xml:space="preserve">## FALSE     4     76</w:t>
+      </w:r>
+    </w:p>
+    <w:bookmarkEnd w:id="29"/>
+    <w:bookmarkStart w:id="33" w:name="interpret-the-result-visually-1"/>
+    <w:p>
+      <w:pPr>
+        <w:pStyle w:val="Heading3"/>
+      </w:pPr>
+      <w:r>
+        <w:t xml:space="preserve">Interpret the Result Visually</w:t>
+      </w:r>
+    </w:p>
+    <w:p>
+      <w:pPr>
+        <w:pStyle w:val="FirstParagraph"/>
+      </w:pPr>
+      <w:r>
+        <w:t xml:space="preserve">The final plots are not just illustrations. They help the reader connect the method’s internal output with the original series, making it easier to see why a point, range, motif, or symbolic pattern was emphasized and whether that emphasis is coherent with the stated objective of the example.</w:t>
       </w:r>
     </w:p>
     <w:p>
@@ -1230,18 +1359,18 @@
           <wp:inline>
             <wp:extent cx="4620126" cy="3696101"/>
             <wp:effectExtent b="0" l="0" r="0" t="0"/>
-            <wp:docPr descr="" title="" id="27" name="Picture"/>
+            <wp:docPr descr="" title="" id="31" name="Picture"/>
             <a:graphic>
               <a:graphicData uri="http://schemas.openxmlformats.org/drawingml/2006/picture">
                 <pic:pic>
                   <pic:nvPicPr>
-                    <pic:cNvPr descr="/home/gpca/harbinger/examples/anomalies/doc/hanc_ml_majority_files/figure-docx/unnamed-chunk-9-1.png" id="28" name="Picture"/>
+                    <pic:cNvPr descr="/home/gpca/harbinger/examples/anomalies/doc/21-classification-hanc_ml_majority_files/figure-docx/unnamed-chunk-9-1.png" id="32" name="Picture"/>
                     <pic:cNvPicPr>
                       <a:picLocks noChangeArrowheads="1" noChangeAspect="1"/>
                     </pic:cNvPicPr>
                   </pic:nvPicPr>
                   <pic:blipFill>
-                    <a:blip r:embed="rId26"/>
+                    <a:blip r:embed="rId30"/>
                     <a:stretch>
                       <a:fillRect/>
                     </a:stretch>
@@ -1268,6 +1397,24 @@
         </w:drawing>
       </w:r>
     </w:p>
+    <w:bookmarkEnd w:id="33"/>
+    <w:bookmarkStart w:id="34" w:name="run-the-core-analysis"/>
+    <w:p>
+      <w:pPr>
+        <w:pStyle w:val="Heading3"/>
+      </w:pPr>
+      <w:r>
+        <w:t xml:space="preserve">Run the Core Analysis</w:t>
+      </w:r>
+    </w:p>
+    <w:p>
+      <w:pPr>
+        <w:pStyle w:val="FirstParagraph"/>
+      </w:pPr>
+      <w:r>
+        <w:t xml:space="preserve">With the environment and the method ready, we execute the central analytical step and inspect its immediate output. This is the point where the abstract idea described earlier becomes operational, so the reader should pay attention to what is produced and how Harbinger standardizes the result.</w:t>
+      </w:r>
+    </w:p>
     <w:p>
       <w:pPr>
         <w:pStyle w:val="SourceCode"/>
@@ -1588,6 +1735,24 @@
           <w:rStyle w:val="VerbatimChar"/>
         </w:rPr>
         <w:t xml:space="preserve">## FALSE     2     19</w:t>
+      </w:r>
+    </w:p>
+    <w:bookmarkEnd w:id="34"/>
+    <w:bookmarkStart w:id="41" w:name="interpret-the-result-visually-2"/>
+    <w:p>
+      <w:pPr>
+        <w:pStyle w:val="Heading3"/>
+      </w:pPr>
+      <w:r>
+        <w:t xml:space="preserve">Interpret the Result Visually</w:t>
+      </w:r>
+    </w:p>
+    <w:p>
+      <w:pPr>
+        <w:pStyle w:val="FirstParagraph"/>
+      </w:pPr>
+      <w:r>
+        <w:t xml:space="preserve">The final plots are not just illustrations. They help the reader connect the method’s internal output with the original series, making it easier to see why a point, range, motif, or symbolic pattern was emphasized and whether that emphasis is coherent with the stated objective of the example.</w:t>
       </w:r>
     </w:p>
     <w:p>
@@ -1667,18 +1832,18 @@
           <wp:inline>
             <wp:extent cx="4620126" cy="3696101"/>
             <wp:effectExtent b="0" l="0" r="0" t="0"/>
-            <wp:docPr descr="" title="" id="30" name="Picture"/>
+            <wp:docPr descr="" title="" id="36" name="Picture"/>
             <a:graphic>
               <a:graphicData uri="http://schemas.openxmlformats.org/drawingml/2006/picture">
                 <pic:pic>
                   <pic:nvPicPr>
-                    <pic:cNvPr descr="/home/gpca/harbinger/examples/anomalies/doc/hanc_ml_majority_files/figure-docx/unnamed-chunk-12-1.png" id="31" name="Picture"/>
+                    <pic:cNvPr descr="/home/gpca/harbinger/examples/anomalies/doc/21-classification-hanc_ml_majority_files/figure-docx/unnamed-chunk-12-1.png" id="37" name="Picture"/>
                     <pic:cNvPicPr>
                       <a:picLocks noChangeArrowheads="1" noChangeAspect="1"/>
                     </pic:cNvPicPr>
                   </pic:nvPicPr>
                   <pic:blipFill>
-                    <a:blip r:embed="rId29"/>
+                    <a:blip r:embed="rId35"/>
                     <a:stretch>
                       <a:fillRect/>
                     </a:stretch>
@@ -1812,18 +1977,18 @@
           <wp:inline>
             <wp:extent cx="4620126" cy="3696101"/>
             <wp:effectExtent b="0" l="0" r="0" t="0"/>
-            <wp:docPr descr="" title="" id="33" name="Picture"/>
+            <wp:docPr descr="" title="" id="39" name="Picture"/>
             <a:graphic>
               <a:graphicData uri="http://schemas.openxmlformats.org/drawingml/2006/picture">
                 <pic:pic>
                   <pic:nvPicPr>
-                    <pic:cNvPr descr="/home/gpca/harbinger/examples/anomalies/doc/hanc_ml_majority_files/figure-docx/unnamed-chunk-13-1.png" id="34" name="Picture"/>
+                    <pic:cNvPr descr="/home/gpca/harbinger/examples/anomalies/doc/21-classification-hanc_ml_majority_files/figure-docx/unnamed-chunk-13-1.png" id="40" name="Picture"/>
                     <pic:cNvPicPr>
                       <a:picLocks noChangeArrowheads="1" noChangeAspect="1"/>
                     </pic:cNvPicPr>
                   </pic:nvPicPr>
                   <pic:blipFill>
-                    <a:blip r:embed="rId32"/>
+                    <a:blip r:embed="rId38"/>
                     <a:stretch>
                       <a:fillRect/>
                     </a:stretch>
@@ -1850,8 +2015,9 @@
         </w:drawing>
       </w:r>
     </w:p>
-    <w:bookmarkEnd w:id="35"/>
-    <w:bookmarkStart w:id="36" w:name="references"/>
+    <w:bookmarkEnd w:id="41"/>
+    <w:bookmarkEnd w:id="42"/>
+    <w:bookmarkStart w:id="43" w:name="references"/>
     <w:p>
       <w:pPr>
         <w:pStyle w:val="Heading2"/>
@@ -1884,7 +2050,7 @@
         <w:t xml:space="preserve">Hyndman, R. J., Athanasopoulos, G. (2021). Forecasting: Principles and Practice. OTexts.</w:t>
       </w:r>
     </w:p>
-    <w:bookmarkEnd w:id="36"/>
+    <w:bookmarkEnd w:id="43"/>
     <w:sectPr>
       <w:footnotePr>
         <w:numRestart w:val="eachSect"/>

--- a/examples/anomalies/doc/21-classification-hanc_ml_majority.docx
+++ b/examples/anomalies/doc/21-classification-hanc_ml_majority.docx
@@ -77,7 +77,7 @@
       </w:r>
     </w:p>
     <w:bookmarkEnd w:id="21"/>
-    <w:bookmarkStart w:id="22" w:name="what-you-will-do"/>
+    <w:bookmarkStart w:id="40" w:name="what-you-will-do"/>
     <w:p>
       <w:pPr>
         <w:pStyle w:val="Heading2"/>
@@ -122,14 +122,272 @@
         <w:t xml:space="preserve">inspect the evaluation outputs and the diagnostic plots produced by Harbinger</w:t>
       </w:r>
     </w:p>
+    <w:bookmarkStart w:id="22" w:name="prepare-the-example"/>
+    <w:p>
+      <w:pPr>
+        <w:pStyle w:val="Heading3"/>
+      </w:pPr>
+      <w:r>
+        <w:t xml:space="preserve">Prepare the Example</w:t>
+      </w:r>
+    </w:p>
+    <w:p>
+      <w:pPr>
+        <w:pStyle w:val="FirstParagraph"/>
+      </w:pPr>
+      <w:r>
+        <w:t xml:space="preserve">This setup anchors the notebook in the specific series used to examine</w:t>
+      </w:r>
+      <w:r>
+        <w:t xml:space="preserve"> </w:t>
+      </w:r>
+      <w:r>
+        <w:rPr>
+          <w:rStyle w:val="VerbatimChar"/>
+        </w:rPr>
+        <w:t xml:space="preserve">cla_majority</w:t>
+      </w:r>
+      <w:r>
+        <w:t xml:space="preserve">. The semantic point is the one stated above: majority-class classification anomaly detector: Supervised anomaly detection using a majority-class baseline to illustrate the</w:t>
+      </w:r>
+      <w:r>
+        <w:t xml:space="preserve"> </w:t>
+      </w:r>
+      <w:r>
+        <w:rPr>
+          <w:rStyle w:val="VerbatimChar"/>
+        </w:rPr>
+        <w:t xml:space="preserve">hanc_ml</w:t>
+      </w:r>
+      <w:r>
+        <w:t xml:space="preserve"> </w:t>
+      </w:r>
+      <w:r>
+        <w:t xml:space="preserve">interface, so the raw signal needs to be visible before any fitting step hides that structure behind model output.</w:t>
+      </w:r>
+    </w:p>
+    <w:p>
+      <w:pPr>
+        <w:pStyle w:val="SourceCode"/>
+      </w:pPr>
+      <w:r>
+        <w:rPr>
+          <w:rStyle w:val="CommentTok"/>
+        </w:rPr>
+        <w:t xml:space="preserve"># Install Harbinger (only once, if needed)</w:t>
+      </w:r>
+      <w:r>
+        <w:br/>
+      </w:r>
+      <w:r>
+        <w:rPr>
+          <w:rStyle w:val="CommentTok"/>
+        </w:rPr>
+        <w:t xml:space="preserve">#install.packages("harbinger")</w:t>
+      </w:r>
+    </w:p>
+    <w:p>
+      <w:pPr>
+        <w:pStyle w:val="SourceCode"/>
+      </w:pPr>
+      <w:r>
+        <w:rPr>
+          <w:rStyle w:val="CommentTok"/>
+        </w:rPr>
+        <w:t xml:space="preserve"># Load required packages</w:t>
+      </w:r>
+      <w:r>
+        <w:br/>
+      </w:r>
+      <w:r>
+        <w:rPr>
+          <w:rStyle w:val="FunctionTok"/>
+        </w:rPr>
+        <w:t xml:space="preserve">library</w:t>
+      </w:r>
+      <w:r>
+        <w:rPr>
+          <w:rStyle w:val="NormalTok"/>
+        </w:rPr>
+        <w:t xml:space="preserve">(daltoolbox)</w:t>
+      </w:r>
+      <w:r>
+        <w:br/>
+      </w:r>
+      <w:r>
+        <w:rPr>
+          <w:rStyle w:val="FunctionTok"/>
+        </w:rPr>
+        <w:t xml:space="preserve">library</w:t>
+      </w:r>
+      <w:r>
+        <w:rPr>
+          <w:rStyle w:val="NormalTok"/>
+        </w:rPr>
+        <w:t xml:space="preserve">(harbinger) </w:t>
+      </w:r>
+    </w:p>
+    <w:p>
+      <w:pPr>
+        <w:pStyle w:val="SourceCode"/>
+      </w:pPr>
+      <w:r>
+        <w:rPr>
+          <w:rStyle w:val="CommentTok"/>
+        </w:rPr>
+        <w:t xml:space="preserve"># Load example datasets bundled with harbinger</w:t>
+      </w:r>
+      <w:r>
+        <w:br/>
+      </w:r>
+      <w:r>
+        <w:rPr>
+          <w:rStyle w:val="FunctionTok"/>
+        </w:rPr>
+        <w:t xml:space="preserve">data</w:t>
+      </w:r>
+      <w:r>
+        <w:rPr>
+          <w:rStyle w:val="NormalTok"/>
+        </w:rPr>
+        <w:t xml:space="preserve">(examples_anomalies)</w:t>
+      </w:r>
+    </w:p>
+    <w:p>
+      <w:pPr>
+        <w:pStyle w:val="SourceCode"/>
+      </w:pPr>
+      <w:r>
+        <w:rPr>
+          <w:rStyle w:val="CommentTok"/>
+        </w:rPr>
+        <w:t xml:space="preserve"># Use the "tt" time series (labeled)</w:t>
+      </w:r>
+      <w:r>
+        <w:br/>
+      </w:r>
+      <w:r>
+        <w:rPr>
+          <w:rStyle w:val="NormalTok"/>
+        </w:rPr>
+        <w:t xml:space="preserve">dataset </w:t>
+      </w:r>
+      <w:r>
+        <w:rPr>
+          <w:rStyle w:val="OtherTok"/>
+        </w:rPr>
+        <w:t xml:space="preserve">&lt;-</w:t>
+      </w:r>
+      <w:r>
+        <w:rPr>
+          <w:rStyle w:val="NormalTok"/>
+        </w:rPr>
+        <w:t xml:space="preserve"> examples_anomalies</w:t>
+      </w:r>
+      <w:r>
+        <w:rPr>
+          <w:rStyle w:val="SpecialCharTok"/>
+        </w:rPr>
+        <w:t xml:space="preserve">$</w:t>
+      </w:r>
+      <w:r>
+        <w:rPr>
+          <w:rStyle w:val="NormalTok"/>
+        </w:rPr>
+        <w:t xml:space="preserve">tt</w:t>
+      </w:r>
+      <w:r>
+        <w:br/>
+      </w:r>
+      <w:r>
+        <w:br/>
+      </w:r>
+      <w:r>
+        <w:rPr>
+          <w:rStyle w:val="FunctionTok"/>
+        </w:rPr>
+        <w:t xml:space="preserve">head</w:t>
+      </w:r>
+      <w:r>
+        <w:rPr>
+          <w:rStyle w:val="NormalTok"/>
+        </w:rPr>
+        <w:t xml:space="preserve">(dataset)</w:t>
+      </w:r>
+    </w:p>
+    <w:p>
+      <w:pPr>
+        <w:pStyle w:val="SourceCode"/>
+      </w:pPr>
+      <w:r>
+        <w:rPr>
+          <w:rStyle w:val="VerbatimChar"/>
+        </w:rPr>
+        <w:t xml:space="preserve">##       serie event</w:t>
+      </w:r>
+      <w:r>
+        <w:br/>
+      </w:r>
+      <w:r>
+        <w:rPr>
+          <w:rStyle w:val="VerbatimChar"/>
+        </w:rPr>
+        <w:t xml:space="preserve">## 1 1.0000000 FALSE</w:t>
+      </w:r>
+      <w:r>
+        <w:br/>
+      </w:r>
+      <w:r>
+        <w:rPr>
+          <w:rStyle w:val="VerbatimChar"/>
+        </w:rPr>
+        <w:t xml:space="preserve">## 2 0.9689124 FALSE</w:t>
+      </w:r>
+      <w:r>
+        <w:br/>
+      </w:r>
+      <w:r>
+        <w:rPr>
+          <w:rStyle w:val="VerbatimChar"/>
+        </w:rPr>
+        <w:t xml:space="preserve">## 3 0.8775826 FALSE</w:t>
+      </w:r>
+      <w:r>
+        <w:br/>
+      </w:r>
+      <w:r>
+        <w:rPr>
+          <w:rStyle w:val="VerbatimChar"/>
+        </w:rPr>
+        <w:t xml:space="preserve">## 4 0.7316889 FALSE</w:t>
+      </w:r>
+      <w:r>
+        <w:br/>
+      </w:r>
+      <w:r>
+        <w:rPr>
+          <w:rStyle w:val="VerbatimChar"/>
+        </w:rPr>
+        <w:t xml:space="preserve">## 5 0.5403023 FALSE</w:t>
+      </w:r>
+      <w:r>
+        <w:br/>
+      </w:r>
+      <w:r>
+        <w:rPr>
+          <w:rStyle w:val="VerbatimChar"/>
+        </w:rPr>
+        <w:t xml:space="preserve">## 6 0.3153224 FALSE</w:t>
+      </w:r>
+    </w:p>
     <w:bookmarkEnd w:id="22"/>
-    <w:bookmarkStart w:id="23" w:name="how-to-read-this-walkthrough"/>
-    <w:p>
-      <w:pPr>
-        <w:pStyle w:val="Heading2"/>
-      </w:pPr>
-      <w:r>
-        <w:t xml:space="preserve">How to read this walkthrough</w:t>
+    <w:bookmarkStart w:id="26" w:name="interpret-the-result-visually"/>
+    <w:p>
+      <w:pPr>
+        <w:pStyle w:val="Heading3"/>
+      </w:pPr>
+      <w:r>
+        <w:t xml:space="preserve">Interpret the Result Visually</w:t>
       </w:r>
     </w:p>
     <w:p>
@@ -137,306 +395,22 @@
         <w:pStyle w:val="FirstParagraph"/>
       </w:pPr>
       <w:r>
-        <w:t xml:space="preserve">The code blocks below follow the same learning rhythm used throughout the collection: prepare the environment, choose the dataset, configure the method, run the analysis, and then inspect the result. Readers who are still learning time-series mining can use that order to understand not only</w:t>
+        <w:t xml:space="preserve">This first visual pass establishes what the method should react to in the raw series. Keep the method summary in mind here, because majority-class classification anomaly detector: Supervised anomaly detection using a majority-class baseline to illustrate the</w:t>
       </w:r>
       <w:r>
         <w:t xml:space="preserve"> </w:t>
       </w:r>
       <w:r>
         <w:rPr>
-          <w:i/>
-          <w:iCs/>
-        </w:rPr>
-        <w:t xml:space="preserve">what</w:t>
+          <w:rStyle w:val="VerbatimChar"/>
+        </w:rPr>
+        <w:t xml:space="preserve">hanc_ml</w:t>
       </w:r>
       <w:r>
         <w:t xml:space="preserve"> </w:t>
       </w:r>
       <w:r>
-        <w:t xml:space="preserve">each command does, but also</w:t>
-      </w:r>
-      <w:r>
-        <w:t xml:space="preserve"> </w:t>
-      </w:r>
-      <w:r>
-        <w:rPr>
-          <w:i/>
-          <w:iCs/>
-        </w:rPr>
-        <w:t xml:space="preserve">why</w:t>
-      </w:r>
-      <w:r>
-        <w:t xml:space="preserve"> </w:t>
-      </w:r>
-      <w:r>
-        <w:t xml:space="preserve">it appears at that stage of the workflow.</w:t>
-      </w:r>
-    </w:p>
-    <w:p>
-      <w:pPr>
-        <w:pStyle w:val="BodyText"/>
-      </w:pPr>
-      <w:r>
-        <w:t xml:space="preserve">As you go through the notebook, read the inline comments inside each chunk as the operational explanation and use the surrounding prose as the conceptual guide.</w:t>
-      </w:r>
-    </w:p>
-    <w:bookmarkEnd w:id="23"/>
-    <w:bookmarkStart w:id="42" w:name="walkthrough"/>
-    <w:p>
-      <w:pPr>
-        <w:pStyle w:val="Heading2"/>
-      </w:pPr>
-      <w:r>
-        <w:t xml:space="preserve">Walkthrough</w:t>
-      </w:r>
-    </w:p>
-    <w:bookmarkStart w:id="24" w:name="prepare-the-example"/>
-    <w:p>
-      <w:pPr>
-        <w:pStyle w:val="Heading3"/>
-      </w:pPr>
-      <w:r>
-        <w:t xml:space="preserve">Prepare the Example</w:t>
-      </w:r>
-    </w:p>
-    <w:p>
-      <w:pPr>
-        <w:pStyle w:val="FirstParagraph"/>
-      </w:pPr>
-      <w:r>
-        <w:t xml:space="preserve">We begin by organizing the environment, loading the packages, and selecting the dataset used in the notebook. This part is intentionally more direct: the goal is to make the starting point explicit before the method-specific reasoning begins.</w:t>
-      </w:r>
-    </w:p>
-    <w:p>
-      <w:pPr>
-        <w:pStyle w:val="SourceCode"/>
-      </w:pPr>
-      <w:r>
-        <w:rPr>
-          <w:rStyle w:val="CommentTok"/>
-        </w:rPr>
-        <w:t xml:space="preserve"># Install Harbinger (only once, if needed)</w:t>
-      </w:r>
-      <w:r>
-        <w:br/>
-      </w:r>
-      <w:r>
-        <w:rPr>
-          <w:rStyle w:val="CommentTok"/>
-        </w:rPr>
-        <w:t xml:space="preserve">#install.packages("harbinger")</w:t>
-      </w:r>
-    </w:p>
-    <w:p>
-      <w:pPr>
-        <w:pStyle w:val="SourceCode"/>
-      </w:pPr>
-      <w:r>
-        <w:rPr>
-          <w:rStyle w:val="CommentTok"/>
-        </w:rPr>
-        <w:t xml:space="preserve"># Load required packages</w:t>
-      </w:r>
-      <w:r>
-        <w:br/>
-      </w:r>
-      <w:r>
-        <w:rPr>
-          <w:rStyle w:val="FunctionTok"/>
-        </w:rPr>
-        <w:t xml:space="preserve">library</w:t>
-      </w:r>
-      <w:r>
-        <w:rPr>
-          <w:rStyle w:val="NormalTok"/>
-        </w:rPr>
-        <w:t xml:space="preserve">(daltoolbox)</w:t>
-      </w:r>
-      <w:r>
-        <w:br/>
-      </w:r>
-      <w:r>
-        <w:rPr>
-          <w:rStyle w:val="FunctionTok"/>
-        </w:rPr>
-        <w:t xml:space="preserve">library</w:t>
-      </w:r>
-      <w:r>
-        <w:rPr>
-          <w:rStyle w:val="NormalTok"/>
-        </w:rPr>
-        <w:t xml:space="preserve">(harbinger) </w:t>
-      </w:r>
-    </w:p>
-    <w:p>
-      <w:pPr>
-        <w:pStyle w:val="SourceCode"/>
-      </w:pPr>
-      <w:r>
-        <w:rPr>
-          <w:rStyle w:val="CommentTok"/>
-        </w:rPr>
-        <w:t xml:space="preserve"># Load example datasets bundled with harbinger</w:t>
-      </w:r>
-      <w:r>
-        <w:br/>
-      </w:r>
-      <w:r>
-        <w:rPr>
-          <w:rStyle w:val="FunctionTok"/>
-        </w:rPr>
-        <w:t xml:space="preserve">data</w:t>
-      </w:r>
-      <w:r>
-        <w:rPr>
-          <w:rStyle w:val="NormalTok"/>
-        </w:rPr>
-        <w:t xml:space="preserve">(examples_anomalies)</w:t>
-      </w:r>
-    </w:p>
-    <w:p>
-      <w:pPr>
-        <w:pStyle w:val="SourceCode"/>
-      </w:pPr>
-      <w:r>
-        <w:rPr>
-          <w:rStyle w:val="CommentTok"/>
-        </w:rPr>
-        <w:t xml:space="preserve"># Use the "tt" time series (labeled)</w:t>
-      </w:r>
-      <w:r>
-        <w:br/>
-      </w:r>
-      <w:r>
-        <w:rPr>
-          <w:rStyle w:val="NormalTok"/>
-        </w:rPr>
-        <w:t xml:space="preserve">dataset </w:t>
-      </w:r>
-      <w:r>
-        <w:rPr>
-          <w:rStyle w:val="OtherTok"/>
-        </w:rPr>
-        <w:t xml:space="preserve">&lt;-</w:t>
-      </w:r>
-      <w:r>
-        <w:rPr>
-          <w:rStyle w:val="NormalTok"/>
-        </w:rPr>
-        <w:t xml:space="preserve"> examples_anomalies</w:t>
-      </w:r>
-      <w:r>
-        <w:rPr>
-          <w:rStyle w:val="SpecialCharTok"/>
-        </w:rPr>
-        <w:t xml:space="preserve">$</w:t>
-      </w:r>
-      <w:r>
-        <w:rPr>
-          <w:rStyle w:val="NormalTok"/>
-        </w:rPr>
-        <w:t xml:space="preserve">tt</w:t>
-      </w:r>
-      <w:r>
-        <w:br/>
-      </w:r>
-      <w:r>
-        <w:br/>
-      </w:r>
-      <w:r>
-        <w:rPr>
-          <w:rStyle w:val="FunctionTok"/>
-        </w:rPr>
-        <w:t xml:space="preserve">head</w:t>
-      </w:r>
-      <w:r>
-        <w:rPr>
-          <w:rStyle w:val="NormalTok"/>
-        </w:rPr>
-        <w:t xml:space="preserve">(dataset)</w:t>
-      </w:r>
-    </w:p>
-    <w:p>
-      <w:pPr>
-        <w:pStyle w:val="SourceCode"/>
-      </w:pPr>
-      <w:r>
-        <w:rPr>
-          <w:rStyle w:val="VerbatimChar"/>
-        </w:rPr>
-        <w:t xml:space="preserve">##       serie event</w:t>
-      </w:r>
-      <w:r>
-        <w:br/>
-      </w:r>
-      <w:r>
-        <w:rPr>
-          <w:rStyle w:val="VerbatimChar"/>
-        </w:rPr>
-        <w:t xml:space="preserve">## 1 1.0000000 FALSE</w:t>
-      </w:r>
-      <w:r>
-        <w:br/>
-      </w:r>
-      <w:r>
-        <w:rPr>
-          <w:rStyle w:val="VerbatimChar"/>
-        </w:rPr>
-        <w:t xml:space="preserve">## 2 0.9689124 FALSE</w:t>
-      </w:r>
-      <w:r>
-        <w:br/>
-      </w:r>
-      <w:r>
-        <w:rPr>
-          <w:rStyle w:val="VerbatimChar"/>
-        </w:rPr>
-        <w:t xml:space="preserve">## 3 0.8775826 FALSE</w:t>
-      </w:r>
-      <w:r>
-        <w:br/>
-      </w:r>
-      <w:r>
-        <w:rPr>
-          <w:rStyle w:val="VerbatimChar"/>
-        </w:rPr>
-        <w:t xml:space="preserve">## 4 0.7316889 FALSE</w:t>
-      </w:r>
-      <w:r>
-        <w:br/>
-      </w:r>
-      <w:r>
-        <w:rPr>
-          <w:rStyle w:val="VerbatimChar"/>
-        </w:rPr>
-        <w:t xml:space="preserve">## 5 0.5403023 FALSE</w:t>
-      </w:r>
-      <w:r>
-        <w:br/>
-      </w:r>
-      <w:r>
-        <w:rPr>
-          <w:rStyle w:val="VerbatimChar"/>
-        </w:rPr>
-        <w:t xml:space="preserve">## 6 0.3153224 FALSE</w:t>
-      </w:r>
-    </w:p>
-    <w:bookmarkEnd w:id="24"/>
-    <w:bookmarkStart w:id="28" w:name="interpret-the-result-visually"/>
-    <w:p>
-      <w:pPr>
-        <w:pStyle w:val="Heading3"/>
-      </w:pPr>
-      <w:r>
-        <w:t xml:space="preserve">Interpret the Result Visually</w:t>
-      </w:r>
-    </w:p>
-    <w:p>
-      <w:pPr>
-        <w:pStyle w:val="FirstParagraph"/>
-      </w:pPr>
-      <w:r>
-        <w:t xml:space="preserve">The final plots are not just illustrations. They help the reader connect the method’s internal output with the original series, making it easier to see why a point, range, motif, or symbolic pattern was emphasized and whether that emphasis is coherent with the stated objective of the example.</w:t>
+        <w:t xml:space="preserve">interface and the plot tells you whether that structure is clean, weak, local, repeated, or mixed with other effects.</w:t>
       </w:r>
     </w:p>
     <w:p>
@@ -498,18 +472,18 @@
           <wp:inline>
             <wp:extent cx="4620126" cy="3696101"/>
             <wp:effectExtent b="0" l="0" r="0" t="0"/>
-            <wp:docPr descr="" title="" id="26" name="Picture"/>
+            <wp:docPr descr="" title="" id="24" name="Picture"/>
             <a:graphic>
               <a:graphicData uri="http://schemas.openxmlformats.org/drawingml/2006/picture">
                 <pic:pic>
                   <pic:nvPicPr>
-                    <pic:cNvPr descr="/home/gpca/harbinger/examples/anomalies/doc/21-classification-hanc_ml_majority_files/figure-docx/unnamed-chunk-5-1.png" id="27" name="Picture"/>
+                    <pic:cNvPr descr="/home/gpca/harbinger/examples/anomalies/doc/21-classification-hanc_ml_majority_files/figure-docx/unnamed-chunk-5-1.png" id="25" name="Picture"/>
                     <pic:cNvPicPr>
                       <a:picLocks noChangeArrowheads="1" noChangeAspect="1"/>
                     </pic:cNvPicPr>
                   </pic:nvPicPr>
                   <pic:blipFill>
-                    <a:blip r:embed="rId25"/>
+                    <a:blip r:embed="rId23"/>
                     <a:stretch>
                       <a:fillRect/>
                     </a:stretch>
@@ -536,8 +510,8 @@
         </w:drawing>
       </w:r>
     </w:p>
-    <w:bookmarkEnd w:id="28"/>
-    <w:bookmarkStart w:id="29" w:name="configure-the-method"/>
+    <w:bookmarkEnd w:id="26"/>
+    <w:bookmarkStart w:id="27" w:name="configure-the-method"/>
     <w:p>
       <w:pPr>
         <w:pStyle w:val="Heading3"/>
@@ -551,7 +525,22 @@
         <w:pStyle w:val="FirstParagraph"/>
       </w:pPr>
       <w:r>
-        <w:t xml:space="preserve">The next step is to instantiate the method and, when necessary, fit it to the selected series. This is where the notebook makes its analytical choice explicit: the parameters chosen here determine what kind of pattern the detector or transformer will become sensitive to and how the later outputs should be interpreted.</w:t>
+        <w:t xml:space="preserve">The choices below turn the central modeling idea into concrete parameters. They matter because majority-class classification anomaly detector: Supervised anomaly detection using a majority-class baseline to illustrate the</w:t>
+      </w:r>
+      <w:r>
+        <w:t xml:space="preserve"> </w:t>
+      </w:r>
+      <w:r>
+        <w:rPr>
+          <w:rStyle w:val="VerbatimChar"/>
+        </w:rPr>
+        <w:t xml:space="preserve">hanc_ml</w:t>
+      </w:r>
+      <w:r>
+        <w:t xml:space="preserve"> </w:t>
+      </w:r>
+      <w:r>
+        <w:t xml:space="preserve">interface, so each argument controls how strongly the method will emphasize that pattern when it later produces event classifications.</w:t>
       </w:r>
     </w:p>
     <w:p>
@@ -1264,8 +1253,8 @@
         <w:t xml:space="preserve">## FALSE     4     76</w:t>
       </w:r>
     </w:p>
-    <w:bookmarkEnd w:id="29"/>
-    <w:bookmarkStart w:id="33" w:name="interpret-the-result-visually-1"/>
+    <w:bookmarkEnd w:id="27"/>
+    <w:bookmarkStart w:id="31" w:name="interpret-the-result-visually-1"/>
     <w:p>
       <w:pPr>
         <w:pStyle w:val="Heading3"/>
@@ -1279,7 +1268,7 @@
         <w:pStyle w:val="FirstParagraph"/>
       </w:pPr>
       <w:r>
-        <w:t xml:space="preserve">The final plots are not just illustrations. They help the reader connect the method’s internal output with the original series, making it easier to see why a point, range, motif, or symbolic pattern was emphasized and whether that emphasis is coherent with the stated objective of the example.</w:t>
+        <w:t xml:space="preserve">This visual check puts the model output back on top of the original signal. What matters now is whether the highlighted event classifications line up with the structure suggested by the method, which is the real semantic test of whether the example is teaching the right lesson.</w:t>
       </w:r>
     </w:p>
     <w:p>
@@ -1359,18 +1348,18 @@
           <wp:inline>
             <wp:extent cx="4620126" cy="3696101"/>
             <wp:effectExtent b="0" l="0" r="0" t="0"/>
-            <wp:docPr descr="" title="" id="31" name="Picture"/>
+            <wp:docPr descr="" title="" id="29" name="Picture"/>
             <a:graphic>
               <a:graphicData uri="http://schemas.openxmlformats.org/drawingml/2006/picture">
                 <pic:pic>
                   <pic:nvPicPr>
-                    <pic:cNvPr descr="/home/gpca/harbinger/examples/anomalies/doc/21-classification-hanc_ml_majority_files/figure-docx/unnamed-chunk-9-1.png" id="32" name="Picture"/>
+                    <pic:cNvPr descr="/home/gpca/harbinger/examples/anomalies/doc/21-classification-hanc_ml_majority_files/figure-docx/unnamed-chunk-9-1.png" id="30" name="Picture"/>
                     <pic:cNvPicPr>
                       <a:picLocks noChangeArrowheads="1" noChangeAspect="1"/>
                     </pic:cNvPicPr>
                   </pic:nvPicPr>
                   <pic:blipFill>
-                    <a:blip r:embed="rId30"/>
+                    <a:blip r:embed="rId28"/>
                     <a:stretch>
                       <a:fillRect/>
                     </a:stretch>
@@ -1397,8 +1386,8 @@
         </w:drawing>
       </w:r>
     </w:p>
-    <w:bookmarkEnd w:id="33"/>
-    <w:bookmarkStart w:id="34" w:name="run-the-core-analysis"/>
+    <w:bookmarkEnd w:id="31"/>
+    <w:bookmarkStart w:id="32" w:name="run-the-core-analysis"/>
     <w:p>
       <w:pPr>
         <w:pStyle w:val="Heading3"/>
@@ -1412,7 +1401,19 @@
         <w:pStyle w:val="FirstParagraph"/>
       </w:pPr>
       <w:r>
-        <w:t xml:space="preserve">With the environment and the method ready, we execute the central analytical step and inspect its immediate output. This is the point where the abstract idea described earlier becomes operational, so the reader should pay attention to what is produced and how Harbinger standardizes the result.</w:t>
+        <w:t xml:space="preserve">This is the moment where the notebook tests its central assumption on actual data. After applying</w:t>
+      </w:r>
+      <w:r>
+        <w:t xml:space="preserve"> </w:t>
+      </w:r>
+      <w:r>
+        <w:rPr>
+          <w:rStyle w:val="VerbatimChar"/>
+        </w:rPr>
+        <w:t xml:space="preserve">cla_majority</w:t>
+      </w:r>
+      <w:r>
+        <w:t xml:space="preserve">, the important question is whether the resulting event classifications really correspond to the pattern implied by the method description above, rather than to arbitrary numerical variation.</w:t>
       </w:r>
     </w:p>
     <w:p>
@@ -1737,8 +1738,8 @@
         <w:t xml:space="preserve">## FALSE     2     19</w:t>
       </w:r>
     </w:p>
-    <w:bookmarkEnd w:id="34"/>
-    <w:bookmarkStart w:id="41" w:name="interpret-the-result-visually-2"/>
+    <w:bookmarkEnd w:id="32"/>
+    <w:bookmarkStart w:id="39" w:name="interpret-the-result-visually-2"/>
     <w:p>
       <w:pPr>
         <w:pStyle w:val="Heading3"/>
@@ -1752,7 +1753,7 @@
         <w:pStyle w:val="FirstParagraph"/>
       </w:pPr>
       <w:r>
-        <w:t xml:space="preserve">The final plots are not just illustrations. They help the reader connect the method’s internal output with the original series, making it easier to see why a point, range, motif, or symbolic pattern was emphasized and whether that emphasis is coherent with the stated objective of the example.</w:t>
+        <w:t xml:space="preserve">This visual check puts the model output back on top of the original signal. What matters now is whether the highlighted event classifications line up with the structure suggested by the method, which is the real semantic test of whether the example is teaching the right lesson.</w:t>
       </w:r>
     </w:p>
     <w:p>
@@ -1832,18 +1833,18 @@
           <wp:inline>
             <wp:extent cx="4620126" cy="3696101"/>
             <wp:effectExtent b="0" l="0" r="0" t="0"/>
-            <wp:docPr descr="" title="" id="36" name="Picture"/>
+            <wp:docPr descr="" title="" id="34" name="Picture"/>
             <a:graphic>
               <a:graphicData uri="http://schemas.openxmlformats.org/drawingml/2006/picture">
                 <pic:pic>
                   <pic:nvPicPr>
-                    <pic:cNvPr descr="/home/gpca/harbinger/examples/anomalies/doc/21-classification-hanc_ml_majority_files/figure-docx/unnamed-chunk-12-1.png" id="37" name="Picture"/>
+                    <pic:cNvPr descr="/home/gpca/harbinger/examples/anomalies/doc/21-classification-hanc_ml_majority_files/figure-docx/unnamed-chunk-12-1.png" id="35" name="Picture"/>
                     <pic:cNvPicPr>
                       <a:picLocks noChangeArrowheads="1" noChangeAspect="1"/>
                     </pic:cNvPicPr>
                   </pic:nvPicPr>
                   <pic:blipFill>
-                    <a:blip r:embed="rId35"/>
+                    <a:blip r:embed="rId33"/>
                     <a:stretch>
                       <a:fillRect/>
                     </a:stretch>
@@ -1977,18 +1978,18 @@
           <wp:inline>
             <wp:extent cx="4620126" cy="3696101"/>
             <wp:effectExtent b="0" l="0" r="0" t="0"/>
-            <wp:docPr descr="" title="" id="39" name="Picture"/>
+            <wp:docPr descr="" title="" id="37" name="Picture"/>
             <a:graphic>
               <a:graphicData uri="http://schemas.openxmlformats.org/drawingml/2006/picture">
                 <pic:pic>
                   <pic:nvPicPr>
-                    <pic:cNvPr descr="/home/gpca/harbinger/examples/anomalies/doc/21-classification-hanc_ml_majority_files/figure-docx/unnamed-chunk-13-1.png" id="40" name="Picture"/>
+                    <pic:cNvPr descr="/home/gpca/harbinger/examples/anomalies/doc/21-classification-hanc_ml_majority_files/figure-docx/unnamed-chunk-13-1.png" id="38" name="Picture"/>
                     <pic:cNvPicPr>
                       <a:picLocks noChangeArrowheads="1" noChangeAspect="1"/>
                     </pic:cNvPicPr>
                   </pic:nvPicPr>
                   <pic:blipFill>
-                    <a:blip r:embed="rId38"/>
+                    <a:blip r:embed="rId36"/>
                     <a:stretch>
                       <a:fillRect/>
                     </a:stretch>
@@ -2015,9 +2016,9 @@
         </w:drawing>
       </w:r>
     </w:p>
-    <w:bookmarkEnd w:id="41"/>
-    <w:bookmarkEnd w:id="42"/>
-    <w:bookmarkStart w:id="43" w:name="references"/>
+    <w:bookmarkEnd w:id="39"/>
+    <w:bookmarkEnd w:id="40"/>
+    <w:bookmarkStart w:id="41" w:name="references"/>
     <w:p>
       <w:pPr>
         <w:pStyle w:val="Heading2"/>
@@ -2050,7 +2051,7 @@
         <w:t xml:space="preserve">Hyndman, R. J., Athanasopoulos, G. (2021). Forecasting: Principles and Practice. OTexts.</w:t>
       </w:r>
     </w:p>
-    <w:bookmarkEnd w:id="43"/>
+    <w:bookmarkEnd w:id="41"/>
     <w:sectPr>
       <w:footnotePr>
         <w:numRestart w:val="eachSect"/>

--- a/examples/anomalies/doc/21-classification-hanc_ml_majority.docx
+++ b/examples/anomalies/doc/21-classification-hanc_ml_majority.docx
@@ -2,7 +2,7 @@
 <file path=word/document.xml><?xml version="1.0" encoding="utf-8"?>
 <w:document xmlns:w="http://schemas.openxmlformats.org/wordprocessingml/2006/main" xmlns:m="http://schemas.openxmlformats.org/officeDocument/2006/math" xmlns:r="http://schemas.openxmlformats.org/officeDocument/2006/relationships" xmlns:o="urn:schemas-microsoft-com:office:office" xmlns:v="urn:schemas-microsoft-com:vml" xmlns:w10="urn:schemas-microsoft-com:office:word" xmlns:a="http://schemas.openxmlformats.org/drawingml/2006/main" xmlns:pic="http://schemas.openxmlformats.org/drawingml/2006/picture" xmlns:wp="http://schemas.openxmlformats.org/drawingml/2006/wordprocessingDrawing">
   <w:body>
-    <w:bookmarkStart w:id="20" w:name="objective"/>
+    <w:bookmarkStart w:id="9" w:name="objective"/>
     <w:p>
       <w:pPr>
         <w:pStyle w:val="Heading2"/>
@@ -43,8 +43,8 @@
         <w:t xml:space="preserve">). It predicts the most frequent class in training. Steps: load packages/data, visualize, preprocess (split + normalize), define and fit, detect, evaluate, and plot results.</w:t>
       </w:r>
     </w:p>
-    <w:bookmarkEnd w:id="20"/>
-    <w:bookmarkStart w:id="21" w:name="method-at-a-glance"/>
+    <w:bookmarkEnd w:id="9"/>
+    <w:bookmarkStart w:id="10" w:name="method-at-a-glance"/>
     <w:p>
       <w:pPr>
         <w:pStyle w:val="Heading2"/>
@@ -76,8 +76,8 @@
         <w:t xml:space="preserve">interface. Events correspond to predicted positive class above the threshold.</w:t>
       </w:r>
     </w:p>
-    <w:bookmarkEnd w:id="21"/>
-    <w:bookmarkStart w:id="40" w:name="what-you-will-do"/>
+    <w:bookmarkEnd w:id="10"/>
+    <w:bookmarkStart w:id="29" w:name="what-you-will-do"/>
     <w:p>
       <w:pPr>
         <w:pStyle w:val="Heading2"/>
@@ -122,7 +122,7 @@
         <w:t xml:space="preserve">inspect the evaluation outputs and the diagnostic plots produced by Harbinger</w:t>
       </w:r>
     </w:p>
-    <w:bookmarkStart w:id="22" w:name="prepare-the-example"/>
+    <w:bookmarkStart w:id="11" w:name="prepare-the-example"/>
     <w:p>
       <w:pPr>
         <w:pStyle w:val="Heading3"/>
@@ -380,8 +380,8 @@
         <w:t xml:space="preserve">## 6 0.3153224 FALSE</w:t>
       </w:r>
     </w:p>
-    <w:bookmarkEnd w:id="22"/>
-    <w:bookmarkStart w:id="26" w:name="interpret-the-result-visually"/>
+    <w:bookmarkEnd w:id="11"/>
+    <w:bookmarkStart w:id="15" w:name="interpret-the-result-visually"/>
     <w:p>
       <w:pPr>
         <w:pStyle w:val="Heading3"/>
@@ -472,18 +472,18 @@
           <wp:inline>
             <wp:extent cx="4620126" cy="3696101"/>
             <wp:effectExtent b="0" l="0" r="0" t="0"/>
-            <wp:docPr descr="" title="" id="24" name="Picture"/>
+            <wp:docPr descr="" title="" id="13" name="Picture"/>
             <a:graphic>
               <a:graphicData uri="http://schemas.openxmlformats.org/drawingml/2006/picture">
                 <pic:pic>
                   <pic:nvPicPr>
-                    <pic:cNvPr descr="/home/gpca/harbinger/examples/anomalies/doc/21-classification-hanc_ml_majority_files/figure-docx/unnamed-chunk-5-1.png" id="25" name="Picture"/>
+                    <pic:cNvPr descr="C:\Git\dal\harbinger\examples\anomalies\doc\21-classification-hanc_ml_majority_files/7edb3c90775ca637250a2495abbaee683bfa0e6e.png" id="14" name="Picture"/>
                     <pic:cNvPicPr>
                       <a:picLocks noChangeArrowheads="1" noChangeAspect="1"/>
                     </pic:cNvPicPr>
                   </pic:nvPicPr>
                   <pic:blipFill>
-                    <a:blip r:embed="rId23"/>
+                    <a:blip r:embed="rId12"/>
                     <a:stretch>
                       <a:fillRect/>
                     </a:stretch>
@@ -510,8 +510,8 @@
         </w:drawing>
       </w:r>
     </w:p>
-    <w:bookmarkEnd w:id="26"/>
-    <w:bookmarkStart w:id="27" w:name="configure-the-method"/>
+    <w:bookmarkEnd w:id="15"/>
+    <w:bookmarkStart w:id="16" w:name="configure-the-method"/>
     <w:p>
       <w:pPr>
         <w:pStyle w:val="Heading3"/>
@@ -1253,8 +1253,8 @@
         <w:t xml:space="preserve">## FALSE     4     76</w:t>
       </w:r>
     </w:p>
-    <w:bookmarkEnd w:id="27"/>
-    <w:bookmarkStart w:id="31" w:name="interpret-the-result-visually-1"/>
+    <w:bookmarkEnd w:id="16"/>
+    <w:bookmarkStart w:id="20" w:name="interpret-the-result-visually-1"/>
     <w:p>
       <w:pPr>
         <w:pStyle w:val="Heading3"/>
@@ -1348,18 +1348,18 @@
           <wp:inline>
             <wp:extent cx="4620126" cy="3696101"/>
             <wp:effectExtent b="0" l="0" r="0" t="0"/>
-            <wp:docPr descr="" title="" id="29" name="Picture"/>
+            <wp:docPr descr="" title="" id="18" name="Picture"/>
             <a:graphic>
               <a:graphicData uri="http://schemas.openxmlformats.org/drawingml/2006/picture">
                 <pic:pic>
                   <pic:nvPicPr>
-                    <pic:cNvPr descr="/home/gpca/harbinger/examples/anomalies/doc/21-classification-hanc_ml_majority_files/figure-docx/unnamed-chunk-9-1.png" id="30" name="Picture"/>
+                    <pic:cNvPr descr="C:\Git\dal\harbinger\examples\anomalies\doc\21-classification-hanc_ml_majority_files/6f5ac6571ae45b3e221e84ac9eb7b30fa2611724.png" id="19" name="Picture"/>
                     <pic:cNvPicPr>
                       <a:picLocks noChangeArrowheads="1" noChangeAspect="1"/>
                     </pic:cNvPicPr>
                   </pic:nvPicPr>
                   <pic:blipFill>
-                    <a:blip r:embed="rId28"/>
+                    <a:blip r:embed="rId17"/>
                     <a:stretch>
                       <a:fillRect/>
                     </a:stretch>
@@ -1386,8 +1386,8 @@
         </w:drawing>
       </w:r>
     </w:p>
-    <w:bookmarkEnd w:id="31"/>
-    <w:bookmarkStart w:id="32" w:name="run-the-core-analysis"/>
+    <w:bookmarkEnd w:id="20"/>
+    <w:bookmarkStart w:id="21" w:name="run-the-core-analysis"/>
     <w:p>
       <w:pPr>
         <w:pStyle w:val="Heading3"/>
@@ -1738,8 +1738,8 @@
         <w:t xml:space="preserve">## FALSE     2     19</w:t>
       </w:r>
     </w:p>
-    <w:bookmarkEnd w:id="32"/>
-    <w:bookmarkStart w:id="39" w:name="interpret-the-result-visually-2"/>
+    <w:bookmarkEnd w:id="21"/>
+    <w:bookmarkStart w:id="28" w:name="interpret-the-result-visually-2"/>
     <w:p>
       <w:pPr>
         <w:pStyle w:val="Heading3"/>
@@ -1833,18 +1833,18 @@
           <wp:inline>
             <wp:extent cx="4620126" cy="3696101"/>
             <wp:effectExtent b="0" l="0" r="0" t="0"/>
-            <wp:docPr descr="" title="" id="34" name="Picture"/>
+            <wp:docPr descr="" title="" id="23" name="Picture"/>
             <a:graphic>
               <a:graphicData uri="http://schemas.openxmlformats.org/drawingml/2006/picture">
                 <pic:pic>
                   <pic:nvPicPr>
-                    <pic:cNvPr descr="/home/gpca/harbinger/examples/anomalies/doc/21-classification-hanc_ml_majority_files/figure-docx/unnamed-chunk-12-1.png" id="35" name="Picture"/>
+                    <pic:cNvPr descr="C:\Git\dal\harbinger\examples\anomalies\doc\21-classification-hanc_ml_majority_files/e5336ddc1e764d0dfc6549fa9baa44ac13dbc1d8.png" id="24" name="Picture"/>
                     <pic:cNvPicPr>
                       <a:picLocks noChangeArrowheads="1" noChangeAspect="1"/>
                     </pic:cNvPicPr>
                   </pic:nvPicPr>
                   <pic:blipFill>
-                    <a:blip r:embed="rId33"/>
+                    <a:blip r:embed="rId22"/>
                     <a:stretch>
                       <a:fillRect/>
                     </a:stretch>
@@ -1978,18 +1978,18 @@
           <wp:inline>
             <wp:extent cx="4620126" cy="3696101"/>
             <wp:effectExtent b="0" l="0" r="0" t="0"/>
-            <wp:docPr descr="" title="" id="37" name="Picture"/>
+            <wp:docPr descr="" title="" id="26" name="Picture"/>
             <a:graphic>
               <a:graphicData uri="http://schemas.openxmlformats.org/drawingml/2006/picture">
                 <pic:pic>
                   <pic:nvPicPr>
-                    <pic:cNvPr descr="/home/gpca/harbinger/examples/anomalies/doc/21-classification-hanc_ml_majority_files/figure-docx/unnamed-chunk-13-1.png" id="38" name="Picture"/>
+                    <pic:cNvPr descr="C:\Git\dal\harbinger\examples\anomalies\doc\21-classification-hanc_ml_majority_files/af0fd95eb5176f845055ab27960af82252cf6eef.png" id="27" name="Picture"/>
                     <pic:cNvPicPr>
                       <a:picLocks noChangeArrowheads="1" noChangeAspect="1"/>
                     </pic:cNvPicPr>
                   </pic:nvPicPr>
                   <pic:blipFill>
-                    <a:blip r:embed="rId36"/>
+                    <a:blip r:embed="rId25"/>
                     <a:stretch>
                       <a:fillRect/>
                     </a:stretch>
@@ -2016,9 +2016,9 @@
         </w:drawing>
       </w:r>
     </w:p>
-    <w:bookmarkEnd w:id="39"/>
-    <w:bookmarkEnd w:id="40"/>
-    <w:bookmarkStart w:id="41" w:name="references"/>
+    <w:bookmarkEnd w:id="28"/>
+    <w:bookmarkEnd w:id="29"/>
+    <w:bookmarkStart w:id="30" w:name="references"/>
     <w:p>
       <w:pPr>
         <w:pStyle w:val="Heading2"/>
@@ -2051,7 +2051,7 @@
         <w:t xml:space="preserve">Hyndman, R. J., Athanasopoulos, G. (2021). Forecasting: Principles and Practice. OTexts.</w:t>
       </w:r>
     </w:p>
-    <w:bookmarkEnd w:id="41"/>
+    <w:bookmarkEnd w:id="30"/>
     <w:sectPr>
       <w:footnotePr>
         <w:numRestart w:val="eachSect"/>
@@ -2282,10 +2282,10 @@
   <w:docDefaults>
     <w:rPrDefault>
       <w:rPr>
-        <w:rFonts w:asciiTheme="minorHAnsi" w:cstheme="minorBidi" w:eastAsiaTheme="minorHAnsi" w:hAnsiTheme="minorHAnsi"/>
+        <w:rFonts w:asciiTheme="minorHAnsi" w:cstheme="minorBidi" w:eastAsiaTheme="minorEastAsia" w:hAnsiTheme="minorHAnsi"/>
         <w:sz w:val="24"/>
         <w:szCs w:val="24"/>
-        <w:lang w:bidi="ar-SA" w:eastAsia="en-US" w:val="en-US"/>
+        <w:lang w:bidi="ar-SA" w:eastAsia="zh-CN" w:val="en-US"/>
       </w:rPr>
     </w:rPrDefault>
     <w:pPrDefault>
@@ -2826,13 +2826,6 @@
       </w:tblCellMar>
     </w:tblPr>
     <w:tblStylePr w:type="firstRow">
-      <w:tblPr>
-        <w:jc w:val="left"/>
-        <w:tblInd w:type="dxa" w:w="0"/>
-      </w:tblPr>
-      <w:trPr>
-        <w:jc w:val="left"/>
-      </w:trPr>
       <w:tcPr>
         <w:tcBorders>
           <w:bottom w:val="single"/>

--- a/examples/anomalies/doc/21-classification-hanc_ml_majority.docx
+++ b/examples/anomalies/doc/21-classification-hanc_ml_majority.docx
@@ -477,7 +477,7 @@
               <a:graphicData uri="http://schemas.openxmlformats.org/drawingml/2006/picture">
                 <pic:pic>
                   <pic:nvPicPr>
-                    <pic:cNvPr descr="C:\Git\dal\harbinger\examples\anomalies\doc\21-classification-hanc_ml_majority_files/7edb3c90775ca637250a2495abbaee683bfa0e6e.png" id="14" name="Picture"/>
+                    <pic:cNvPr descr="/home/gpca/harbinger/examples/anomalies/doc/21-classification-hanc_ml_majority_files/7baaf3660cbf87201a7c87e66e5b616a01afe62d.png" id="14" name="Picture"/>
                     <pic:cNvPicPr>
                       <a:picLocks noChangeArrowheads="1" noChangeAspect="1"/>
                     </pic:cNvPicPr>
@@ -1353,7 +1353,7 @@
               <a:graphicData uri="http://schemas.openxmlformats.org/drawingml/2006/picture">
                 <pic:pic>
                   <pic:nvPicPr>
-                    <pic:cNvPr descr="C:\Git\dal\harbinger\examples\anomalies\doc\21-classification-hanc_ml_majority_files/6f5ac6571ae45b3e221e84ac9eb7b30fa2611724.png" id="19" name="Picture"/>
+                    <pic:cNvPr descr="/home/gpca/harbinger/examples/anomalies/doc/21-classification-hanc_ml_majority_files/0c31390fb8b895b3bbe98b0acab4c67a68b825d2.png" id="19" name="Picture"/>
                     <pic:cNvPicPr>
                       <a:picLocks noChangeArrowheads="1" noChangeAspect="1"/>
                     </pic:cNvPicPr>
@@ -1838,7 +1838,7 @@
               <a:graphicData uri="http://schemas.openxmlformats.org/drawingml/2006/picture">
                 <pic:pic>
                   <pic:nvPicPr>
-                    <pic:cNvPr descr="C:\Git\dal\harbinger\examples\anomalies\doc\21-classification-hanc_ml_majority_files/e5336ddc1e764d0dfc6549fa9baa44ac13dbc1d8.png" id="24" name="Picture"/>
+                    <pic:cNvPr descr="/home/gpca/harbinger/examples/anomalies/doc/21-classification-hanc_ml_majority_files/e84b40022ef8a79db1db41622e45e0d640bfe91d.png" id="24" name="Picture"/>
                     <pic:cNvPicPr>
                       <a:picLocks noChangeArrowheads="1" noChangeAspect="1"/>
                     </pic:cNvPicPr>
@@ -1983,7 +1983,7 @@
               <a:graphicData uri="http://schemas.openxmlformats.org/drawingml/2006/picture">
                 <pic:pic>
                   <pic:nvPicPr>
-                    <pic:cNvPr descr="C:\Git\dal\harbinger\examples\anomalies\doc\21-classification-hanc_ml_majority_files/af0fd95eb5176f845055ab27960af82252cf6eef.png" id="27" name="Picture"/>
+                    <pic:cNvPr descr="/home/gpca/harbinger/examples/anomalies/doc/21-classification-hanc_ml_majority_files/66b19fe5f7887be69748b99fdbe1e907cabcad43.png" id="27" name="Picture"/>
                     <pic:cNvPicPr>
                       <a:picLocks noChangeArrowheads="1" noChangeAspect="1"/>
                     </pic:cNvPicPr>
